--- a/sem_5/SiT/lab2_sit/ИУ5-55Б_Дейнеко_ЛР2_СиТ.docx
+++ b/sem_5/SiT/lab2_sit/ИУ5-55Б_Дейнеко_ЛР2_СиТ.docx
@@ -184,7 +184,6 @@
           <w:b/>
           <w:sz w:val="24"/>
           <w:szCs w:val="24"/>
-          <w:lang w:val="en-US"/>
         </w:rPr>
       </w:pPr>
       <w:r>
@@ -202,7 +201,6 @@
           <w:b/>
           <w:sz w:val="24"/>
           <w:szCs w:val="24"/>
-          <w:lang w:val="en-US"/>
         </w:rPr>
         <w:t>2</w:t>
       </w:r>
@@ -271,8 +269,6 @@
         </w:rPr>
         <w:t>»</w:t>
       </w:r>
-      <w:bookmarkStart w:id="0" w:name="_GoBack"/>
-      <w:bookmarkEnd w:id="0"/>
     </w:p>
     <w:p>
       <w:pPr>
@@ -637,7 +633,26 @@
           <w:sz w:val="24"/>
           <w:szCs w:val="24"/>
         </w:rPr>
-        <w:t>Москва 2026</w:t>
+        <w:t>Москва</w:t>
+      </w:r>
+      <w:r>
+        <w:rPr>
+          <w:rFonts w:cs="Times New Roman"/>
+          <w:sz w:val="24"/>
+          <w:szCs w:val="24"/>
+          <w:lang w:val="en-US"/>
+        </w:rPr>
+        <w:t>,</w:t>
+      </w:r>
+      <w:bookmarkStart w:id="0" w:name="_GoBack"/>
+      <w:bookmarkEnd w:id="0"/>
+      <w:r>
+        <w:rPr>
+          <w:rFonts w:cs="Times New Roman"/>
+          <w:sz w:val="24"/>
+          <w:szCs w:val="24"/>
+        </w:rPr>
+        <w:t xml:space="preserve"> 2026</w:t>
       </w:r>
     </w:p>
     <w:p>
@@ -688,24 +703,12 @@
     </w:p>
     <w:p>
       <w:r>
-        <w:t>Настроит</w:t>
-      </w:r>
-      <w:r>
-        <w:t xml:space="preserve">ь в текущей конфигурации 3 VLAN, </w:t>
-      </w:r>
-      <w:r>
-        <w:t>при чем как минимум для 1й VLAN устройства должны находиться более чем в 1м сегменте. После этого вновь посмотреть алгоритм отправки ARP пакета.</w:t>
-      </w:r>
-    </w:p>
-    <w:p>
-      <w:r>
-        <w:t xml:space="preserve">Изменить текущую конфигурацию: настроить 3 разных подсети (каждая подсеть включает в себя устройства одного из VLAN), добавить роутер, подключенный к центральному коммутатору и добиться пересылки </w:t>
-      </w:r>
-      <w:r>
-        <w:t xml:space="preserve">пакетов между разными подсетями. </w:t>
-      </w:r>
-      <w:r>
-        <w:t>Снова посмотреть алгоритм пересылки ARP запроса в сети.</w:t>
+        <w:t>Настроить в текущей конфигурации 3 VLAN, при чем как минимум для 1й VLAN устройства должны находиться более чем в 1м сегменте. После этого вновь посмотреть алгоритм отправки ARP пакета.</w:t>
+      </w:r>
+    </w:p>
+    <w:p>
+      <w:r>
+        <w:t>Изменить текущую конфигурацию: настроить 3 разных подсети (каждая подсеть включает в себя устройства одного из VLAN), добавить роутер, подключенный к центральному коммутатору и добиться пересылки пакетов между разными подсетями. Снова посмотреть алгоритм пересылки ARP запроса в сети.</w:t>
       </w:r>
     </w:p>
     <w:p>
@@ -784,6 +787,10 @@
         <w:jc w:val="center"/>
       </w:pPr>
       <w:r>
+        <w:rPr>
+          <w:noProof/>
+          <w:lang w:eastAsia="ru-RU"/>
+        </w:rPr>
         <w:drawing>
           <wp:inline distT="0" distB="0" distL="0" distR="0" wp14:anchorId="0518B319" wp14:editId="2BA15956">
             <wp:extent cx="6120130" cy="3187700"/>
@@ -927,6 +934,10 @@
         <w:jc w:val="center"/>
       </w:pPr>
       <w:r>
+        <w:rPr>
+          <w:noProof/>
+          <w:lang w:eastAsia="ru-RU"/>
+        </w:rPr>
         <w:lastRenderedPageBreak/>
         <w:drawing>
           <wp:inline distT="0" distB="0" distL="0" distR="0" wp14:anchorId="69FC6A7F" wp14:editId="68A31966">
@@ -1121,6 +1132,10 @@
         <w:ind w:firstLine="0"/>
       </w:pPr>
       <w:r>
+        <w:rPr>
+          <w:noProof/>
+          <w:lang w:eastAsia="ru-RU"/>
+        </w:rPr>
         <w:drawing>
           <wp:inline distT="0" distB="0" distL="0" distR="0" wp14:anchorId="477E3249" wp14:editId="529A6718">
             <wp:extent cx="6057900" cy="4138930"/>
@@ -1164,16 +1179,29 @@
         <w:rPr>
           <w:sz w:val="24"/>
           <w:szCs w:val="24"/>
-          <w:lang w:val="en-US"/>
-        </w:rPr>
-      </w:pPr>
-      <w:r>
-        <w:rPr>
-          <w:sz w:val="24"/>
-          <w:szCs w:val="24"/>
-          <w:lang w:val="en-US"/>
-        </w:rPr>
-        <w:t>Рис. 3 – путь ARP запроса</w:t>
+        </w:rPr>
+      </w:pPr>
+      <w:r>
+        <w:rPr>
+          <w:sz w:val="24"/>
+          <w:szCs w:val="24"/>
+        </w:rPr>
+        <w:t xml:space="preserve">Рис. 3 – путь </w:t>
+      </w:r>
+      <w:r>
+        <w:rPr>
+          <w:sz w:val="24"/>
+          <w:szCs w:val="24"/>
+          <w:lang w:val="en-US"/>
+        </w:rPr>
+        <w:t>ARP</w:t>
+      </w:r>
+      <w:r>
+        <w:rPr>
+          <w:sz w:val="24"/>
+          <w:szCs w:val="24"/>
+        </w:rPr>
+        <w:t xml:space="preserve"> запроса</w:t>
       </w:r>
     </w:p>
     <w:p>
@@ -1291,7 +1319,9 @@
       </w:pPr>
       <w:r>
         <w:rPr>
-          <w:szCs w:val="28"/>
+          <w:noProof/>
+          <w:szCs w:val="28"/>
+          <w:lang w:eastAsia="ru-RU"/>
         </w:rPr>
         <w:drawing>
           <wp:inline distT="0" distB="0" distL="0" distR="0" wp14:anchorId="56981035" wp14:editId="2A713552">
@@ -1450,7 +1480,9 @@
       </w:pPr>
       <w:r>
         <w:rPr>
-          <w:szCs w:val="28"/>
+          <w:noProof/>
+          <w:szCs w:val="28"/>
+          <w:lang w:eastAsia="ru-RU"/>
         </w:rPr>
         <w:drawing>
           <wp:inline distT="0" distB="0" distL="0" distR="0" wp14:anchorId="7585D562" wp14:editId="6BD4CD58">
@@ -1609,7 +1641,9 @@
       </w:pPr>
       <w:r>
         <w:rPr>
-          <w:szCs w:val="28"/>
+          <w:noProof/>
+          <w:szCs w:val="28"/>
+          <w:lang w:eastAsia="ru-RU"/>
         </w:rPr>
         <w:drawing>
           <wp:inline distT="0" distB="0" distL="0" distR="0" wp14:anchorId="7F874FCC" wp14:editId="15A90235">
@@ -1655,7 +1689,6 @@
         <w:rPr>
           <w:sz w:val="24"/>
           <w:szCs w:val="24"/>
-          <w:lang w:val="en-US"/>
         </w:rPr>
       </w:pPr>
       <w:r>
@@ -1702,13 +1735,7 @@
         <w:t xml:space="preserve">Изменим конфигурацию сети, </w:t>
       </w:r>
       <w:r>
-        <w:t>настроим</w:t>
-      </w:r>
-      <w:r>
-        <w:t xml:space="preserve"> 3 разных подсети (каждая подсеть включает в себя устройства одного из VLAN), добавить роутер, подключенный к центральному коммутатору и добиться пересылки пакетов между разными подсетям</w:t>
-      </w:r>
-      <w:r>
-        <w:t>, новая конфигурация представлена на рис. 7</w:t>
+        <w:t>настроим 3 разных подсети (каждая подсеть включает в себя устройства одного из VLAN), добавить роутер, подключенный к центральному коммутатору и добиться пересылки пакетов между разными подсетям, новая конфигурация представлена на рис. 7</w:t>
       </w:r>
     </w:p>
     <w:p>
@@ -1721,7 +1748,9 @@
       </w:pPr>
       <w:r>
         <w:rPr>
-          <w:szCs w:val="28"/>
+          <w:noProof/>
+          <w:szCs w:val="28"/>
+          <w:lang w:eastAsia="ru-RU"/>
         </w:rPr>
         <w:drawing>
           <wp:inline distT="0" distB="0" distL="0" distR="0" wp14:anchorId="66389C52" wp14:editId="032401D5">
@@ -1841,7 +1870,9 @@
       </w:pPr>
       <w:r>
         <w:rPr>
-          <w:szCs w:val="28"/>
+          <w:noProof/>
+          <w:szCs w:val="28"/>
+          <w:lang w:eastAsia="ru-RU"/>
         </w:rPr>
         <w:drawing>
           <wp:inline distT="0" distB="0" distL="0" distR="0" wp14:anchorId="2B61E708" wp14:editId="0FD49CE1">
@@ -1894,14 +1925,7 @@
           <w:sz w:val="24"/>
           <w:szCs w:val="24"/>
         </w:rPr>
-        <w:t xml:space="preserve">Рис. 8 - </w:t>
-      </w:r>
-      <w:r>
-        <w:rPr>
-          <w:sz w:val="24"/>
-          <w:szCs w:val="24"/>
-        </w:rPr>
-        <w:t xml:space="preserve">очистка таблицы и отправка </w:t>
+        <w:t xml:space="preserve">Рис. 8 - очистка таблицы и отправка </w:t>
       </w:r>
       <w:r>
         <w:rPr>
@@ -2238,7 +2262,9 @@
       </w:pPr>
       <w:r>
         <w:rPr>
-          <w:szCs w:val="28"/>
+          <w:noProof/>
+          <w:szCs w:val="28"/>
+          <w:lang w:eastAsia="ru-RU"/>
         </w:rPr>
         <w:drawing>
           <wp:inline distT="0" distB="0" distL="0" distR="0" wp14:anchorId="4404D4A8" wp14:editId="5FE41DC5">
@@ -2322,13 +2348,7 @@
         <w:t>Далее, п</w:t>
       </w:r>
       <w:r>
-        <w:t>р</w:t>
-      </w:r>
-      <w:r>
-        <w:t>и помощи протокола VTP настроим</w:t>
-      </w:r>
-      <w:r>
-        <w:t xml:space="preserve"> автоматическую синхронизацию данных VLAN между коммутаторами. Центральный коммутатор должен выступать в роли сервера, остальные – в роли клиентов.</w:t>
+        <w:t>ри помощи протокола VTP настроим автоматическую синхронизацию данных VLAN между коммутаторами. Центральный коммутатор должен выступать в роли сервера, остальные – в роли клиентов.</w:t>
       </w:r>
     </w:p>
     <w:p>
@@ -2337,13 +2357,7 @@
         <w:jc w:val="left"/>
       </w:pPr>
       <w:r>
-        <w:t xml:space="preserve">Отследим </w:t>
-      </w:r>
-      <w:r>
-        <w:t>процесс согласования между коммутаторами</w:t>
-      </w:r>
-      <w:r>
-        <w:t xml:space="preserve"> на рис. 10</w:t>
+        <w:t>Отследим процесс согласования между коммутаторами на рис. 10</w:t>
       </w:r>
     </w:p>
     <w:p>
@@ -2387,7 +2401,7 @@
             <v:path o:extrusionok="f" gradientshapeok="t" o:connecttype="rect"/>
             <o:lock v:ext="edit" aspectratio="t"/>
           </v:shapetype>
-          <v:shape id="_x0000_i1025" type="#_x0000_t75" style="width:481.8pt;height:316.2pt">
+          <v:shape id="_x0000_i1025" type="#_x0000_t75" style="width:482.05pt;height:316.05pt">
             <v:imagedata r:id="rId16" o:title="vtp"/>
           </v:shape>
         </w:pict>
@@ -2504,7 +2518,7 @@
           <w:szCs w:val="28"/>
         </w:rPr>
         <w:pict>
-          <v:shape id="_x0000_i1026" type="#_x0000_t75" style="width:381pt;height:135pt">
+          <v:shape id="_x0000_i1026" type="#_x0000_t75" style="width:381.35pt;height:134.85pt">
             <v:imagedata r:id="rId17" o:title="pdu_vlan20"/>
           </v:shape>
         </w:pict>
@@ -2529,7 +2543,13 @@
           <w:szCs w:val="28"/>
           <w:lang w:val="en-US"/>
         </w:rPr>
-        <w:t xml:space="preserve">VTP </w:t>
+        <w:t>VTP</w:t>
+      </w:r>
+      <w:r>
+        <w:rPr>
+          <w:szCs w:val="28"/>
+        </w:rPr>
+        <w:t xml:space="preserve"> </w:t>
       </w:r>
       <w:r>
         <w:rPr>
@@ -2716,7 +2736,7 @@
             <w:sz w:val="24"/>
             <w:szCs w:val="24"/>
           </w:rPr>
-          <w:t>2</w:t>
+          <w:t>6</w:t>
         </w:r>
         <w:r>
           <w:rPr>
